--- a/email_app/templates/student_enquiry_form_import.docx
+++ b/email_app/templates/student_enquiry_form_import.docx
@@ -2,7 +2,7 @@
 <file path=word/document.xml><?xml version="1.0" encoding="utf-8"?>
 <w:document xmlns:w="http://schemas.openxmlformats.org/wordprocessingml/2006/main" xmlns:m="http://schemas.openxmlformats.org/officeDocument/2006/math" xmlns:r="http://schemas.openxmlformats.org/officeDocument/2006/relationships" xmlns:o="urn:schemas-microsoft-com:office:office" xmlns:v="urn:schemas-microsoft-com:vml" xmlns:w10="urn:schemas-microsoft-com:office:word" xmlns:a="http://schemas.openxmlformats.org/drawingml/2006/main" xmlns:pic="http://schemas.openxmlformats.org/drawingml/2006/picture" xmlns:wp="http://schemas.openxmlformats.org/drawingml/2006/wordprocessingDrawing">
   <w:body>
-    <w:bookmarkStart w:id="15" w:name="department-student-enquiry-form"/>
+    <w:bookmarkStart w:id="13" w:name="department-student-enquiry-form"/>
     <w:p>
       <w:pPr>
         <w:pStyle w:val="Heading1"/>
@@ -40,6 +40,14 @@
         <w:pStyle w:val="BodyText"/>
       </w:pPr>
       <w:r>
+        <w:t xml:space="preserve">The form only asks for your enquiry. Stable record details such as programme, year, and student ID are checked separately by staff systems where possible.</w:t>
+      </w:r>
+    </w:p>
+    <w:p>
+      <w:pPr>
+        <w:pStyle w:val="BodyText"/>
+      </w:pPr>
+      <w:r>
         <w:t xml:space="preserve">If your issue is urgent or relates to a deadline today, contact the department office directly.</w:t>
       </w:r>
     </w:p>
@@ -59,13 +67,13 @@
         <w:t xml:space="preserve">Please do not include unnecessary sensitive personal or medical information in the message box.</w:t>
       </w:r>
     </w:p>
-    <w:bookmarkStart w:id="9" w:name="stage-of-study"/>
+    <w:bookmarkStart w:id="9" w:name="enquiry-type"/>
     <w:p>
       <w:pPr>
         <w:pStyle w:val="Heading2"/>
       </w:pPr>
       <w:r>
-        <w:t xml:space="preserve">Stage of study</w:t>
+        <w:t xml:space="preserve">Enquiry type</w:t>
       </w:r>
     </w:p>
     <w:p>
@@ -77,7 +85,7 @@
         </w:numPr>
       </w:pPr>
       <w:r>
-        <w:t xml:space="preserve">Undergraduate</w:t>
+        <w:t xml:space="preserve">Module enquiry</w:t>
       </w:r>
     </w:p>
     <w:p>
@@ -89,17 +97,7 @@
         </w:numPr>
       </w:pPr>
       <w:r>
-        <w:t xml:space="preserve">Taught postgraduate</w:t>
-      </w:r>
-    </w:p>
-    <w:bookmarkEnd w:id="9"/>
-    <w:bookmarkStart w:id="10" w:name="year-of-study"/>
-    <w:p>
-      <w:pPr>
-        <w:pStyle w:val="Heading2"/>
-      </w:pPr>
-      <w:r>
-        <w:t xml:space="preserve">Year of study</w:t>
+        <w:t xml:space="preserve">Academic advisor</w:t>
       </w:r>
     </w:p>
     <w:p>
@@ -107,11 +105,11 @@
         <w:pStyle w:val="Compact"/>
         <w:numPr>
           <w:ilvl w:val="0"/>
-          <w:numId w:val="1002"/>
+          <w:numId w:val="1001"/>
         </w:numPr>
       </w:pPr>
       <w:r>
-        <w:t xml:space="preserve">Year 1</w:t>
+        <w:t xml:space="preserve">Assessment query</w:t>
       </w:r>
     </w:p>
     <w:p>
@@ -119,11 +117,11 @@
         <w:pStyle w:val="Compact"/>
         <w:numPr>
           <w:ilvl w:val="0"/>
-          <w:numId w:val="1002"/>
+          <w:numId w:val="1001"/>
         </w:numPr>
       </w:pPr>
       <w:r>
-        <w:t xml:space="preserve">Year 2</w:t>
+        <w:t xml:space="preserve">Extension</w:t>
       </w:r>
     </w:p>
     <w:p>
@@ -131,11 +129,11 @@
         <w:pStyle w:val="Compact"/>
         <w:numPr>
           <w:ilvl w:val="0"/>
-          <w:numId w:val="1002"/>
+          <w:numId w:val="1001"/>
         </w:numPr>
       </w:pPr>
       <w:r>
-        <w:t xml:space="preserve">Year 3</w:t>
+        <w:t xml:space="preserve">Mitigating circumstances</w:t>
       </w:r>
     </w:p>
     <w:p>
@@ -143,21 +141,11 @@
         <w:pStyle w:val="Compact"/>
         <w:numPr>
           <w:ilvl w:val="0"/>
-          <w:numId w:val="1002"/>
+          <w:numId w:val="1001"/>
         </w:numPr>
       </w:pPr>
       <w:r>
-        <w:t xml:space="preserve">Year 4</w:t>
-      </w:r>
-    </w:p>
-    <w:bookmarkEnd w:id="10"/>
-    <w:bookmarkStart w:id="11" w:name="programme-of-study"/>
-    <w:p>
-      <w:pPr>
-        <w:pStyle w:val="Heading2"/>
-      </w:pPr>
-      <w:r>
-        <w:t xml:space="preserve">Programme of study</w:t>
+        <w:t xml:space="preserve">Attendance</w:t>
       </w:r>
     </w:p>
     <w:p>
@@ -165,11 +153,11 @@
         <w:pStyle w:val="Compact"/>
         <w:numPr>
           <w:ilvl w:val="0"/>
-          <w:numId w:val="1003"/>
+          <w:numId w:val="1001"/>
         </w:numPr>
       </w:pPr>
       <w:r>
-        <w:t xml:space="preserve">BSc Economics</w:t>
+        <w:t xml:space="preserve">Timetable</w:t>
       </w:r>
     </w:p>
     <w:p>
@@ -177,11 +165,11 @@
         <w:pStyle w:val="Compact"/>
         <w:numPr>
           <w:ilvl w:val="0"/>
-          <w:numId w:val="1003"/>
+          <w:numId w:val="1001"/>
         </w:numPr>
       </w:pPr>
       <w:r>
-        <w:t xml:space="preserve">BSc Economics and Management</w:t>
+        <w:t xml:space="preserve">IT / systems access</w:t>
       </w:r>
     </w:p>
     <w:p>
@@ -189,11 +177,11 @@
         <w:pStyle w:val="Compact"/>
         <w:numPr>
           <w:ilvl w:val="0"/>
-          <w:numId w:val="1003"/>
+          <w:numId w:val="1001"/>
         </w:numPr>
       </w:pPr>
       <w:r>
-        <w:t xml:space="preserve">BA Economics and Politics</w:t>
+        <w:t xml:space="preserve">Fees / finance</w:t>
       </w:r>
     </w:p>
     <w:p>
@@ -201,193 +189,89 @@
         <w:pStyle w:val="Compact"/>
         <w:numPr>
           <w:ilvl w:val="0"/>
-          <w:numId w:val="1003"/>
+          <w:numId w:val="1001"/>
         </w:numPr>
       </w:pPr>
       <w:r>
-        <w:t xml:space="preserve">BA PPE</w:t>
-      </w:r>
-    </w:p>
-    <w:p>
-      <w:pPr>
-        <w:pStyle w:val="Compact"/>
-        <w:numPr>
-          <w:ilvl w:val="0"/>
-          <w:numId w:val="1003"/>
-        </w:numPr>
-      </w:pPr>
-      <w:r>
-        <w:t xml:space="preserve">Masters</w:t>
+        <w:t xml:space="preserve">Other</w:t>
+      </w:r>
+    </w:p>
+    <w:bookmarkEnd w:id="9"/>
+    <w:bookmarkStart w:id="10" w:name="other-enquiry-type"/>
+    <w:p>
+      <w:pPr>
+        <w:pStyle w:val="Heading2"/>
+      </w:pPr>
+      <w:r>
+        <w:t xml:space="preserve">Other enquiry type</w:t>
+      </w:r>
+    </w:p>
+    <w:p>
+      <w:pPr>
+        <w:pStyle w:val="FirstParagraph"/>
+      </w:pPr>
+      <w:r>
+        <w:t xml:space="preserve">If you selected Other, please describe the enquiry type.</w:t>
+      </w:r>
+    </w:p>
+    <w:bookmarkEnd w:id="10"/>
+    <w:bookmarkStart w:id="11" w:name="message"/>
+    <w:p>
+      <w:pPr>
+        <w:pStyle w:val="Heading2"/>
+      </w:pPr>
+      <w:r>
+        <w:t xml:space="preserve">Message</w:t>
+      </w:r>
+    </w:p>
+    <w:p>
+      <w:pPr>
+        <w:pStyle w:val="FirstParagraph"/>
+      </w:pPr>
+      <w:r>
+        <w:t xml:space="preserve">Please describe your enquiry.</w:t>
       </w:r>
     </w:p>
     <w:bookmarkEnd w:id="11"/>
-    <w:bookmarkStart w:id="12" w:name="enquiry-type"/>
+    <w:bookmarkStart w:id="12" w:name="optional-note-for-administrators"/>
     <w:p>
       <w:pPr>
         <w:pStyle w:val="Heading2"/>
       </w:pPr>
       <w:r>
-        <w:t xml:space="preserve">Enquiry type</w:t>
-      </w:r>
-    </w:p>
-    <w:p>
-      <w:pPr>
-        <w:pStyle w:val="Compact"/>
-        <w:numPr>
-          <w:ilvl w:val="0"/>
-          <w:numId w:val="1004"/>
-        </w:numPr>
-      </w:pPr>
-      <w:r>
-        <w:t xml:space="preserve">Module enquiry</w:t>
-      </w:r>
-    </w:p>
-    <w:p>
-      <w:pPr>
-        <w:pStyle w:val="Compact"/>
-        <w:numPr>
-          <w:ilvl w:val="0"/>
-          <w:numId w:val="1004"/>
-        </w:numPr>
-      </w:pPr>
-      <w:r>
-        <w:t xml:space="preserve">Academic advisor</w:t>
-      </w:r>
-    </w:p>
-    <w:p>
-      <w:pPr>
-        <w:pStyle w:val="Compact"/>
-        <w:numPr>
-          <w:ilvl w:val="0"/>
-          <w:numId w:val="1004"/>
-        </w:numPr>
-      </w:pPr>
-      <w:r>
-        <w:t xml:space="preserve">Assessment query</w:t>
-      </w:r>
-    </w:p>
-    <w:p>
-      <w:pPr>
-        <w:pStyle w:val="Compact"/>
-        <w:numPr>
-          <w:ilvl w:val="0"/>
-          <w:numId w:val="1004"/>
-        </w:numPr>
-      </w:pPr>
-      <w:r>
-        <w:t xml:space="preserve">Extension</w:t>
-      </w:r>
-    </w:p>
-    <w:p>
-      <w:pPr>
-        <w:pStyle w:val="Compact"/>
-        <w:numPr>
-          <w:ilvl w:val="0"/>
-          <w:numId w:val="1004"/>
-        </w:numPr>
-      </w:pPr>
-      <w:r>
-        <w:t xml:space="preserve">Mitigating circumstances</w:t>
-      </w:r>
-    </w:p>
-    <w:p>
-      <w:pPr>
-        <w:pStyle w:val="Compact"/>
-        <w:numPr>
-          <w:ilvl w:val="0"/>
-          <w:numId w:val="1004"/>
-        </w:numPr>
-      </w:pPr>
-      <w:r>
-        <w:t xml:space="preserve">Attendance</w:t>
-      </w:r>
-    </w:p>
-    <w:p>
-      <w:pPr>
-        <w:pStyle w:val="Compact"/>
-        <w:numPr>
-          <w:ilvl w:val="0"/>
-          <w:numId w:val="1004"/>
-        </w:numPr>
-      </w:pPr>
-      <w:r>
-        <w:t xml:space="preserve">Timetable</w:t>
-      </w:r>
-    </w:p>
-    <w:p>
-      <w:pPr>
-        <w:pStyle w:val="Compact"/>
-        <w:numPr>
-          <w:ilvl w:val="0"/>
-          <w:numId w:val="1004"/>
-        </w:numPr>
-      </w:pPr>
-      <w:r>
-        <w:t xml:space="preserve">IT / systems access</w:t>
-      </w:r>
-    </w:p>
-    <w:p>
-      <w:pPr>
-        <w:pStyle w:val="Compact"/>
-        <w:numPr>
-          <w:ilvl w:val="0"/>
-          <w:numId w:val="1004"/>
-        </w:numPr>
-      </w:pPr>
-      <w:r>
-        <w:t xml:space="preserve">Fees / finance</w:t>
-      </w:r>
-    </w:p>
-    <w:p>
-      <w:pPr>
-        <w:pStyle w:val="Compact"/>
-        <w:numPr>
-          <w:ilvl w:val="0"/>
-          <w:numId w:val="1004"/>
-        </w:numPr>
-      </w:pPr>
-      <w:r>
-        <w:t xml:space="preserve">Other</w:t>
+        <w:t xml:space="preserve">Optional note for administrators</w:t>
+      </w:r>
+    </w:p>
+    <w:p>
+      <w:pPr>
+        <w:pStyle w:val="FirstParagraph"/>
+      </w:pPr>
+      <w:r>
+        <w:t xml:space="preserve">If testing later shows that identity matching is unreliable, add one checkpoint question such as</w:t>
+      </w:r>
+      <w:r>
+        <w:t xml:space="preserve"> </w:t>
+      </w:r>
+      <w:r>
+        <w:rPr>
+          <w:rStyle w:val="VerbatimChar"/>
+        </w:rPr>
+        <w:t xml:space="preserve">Programme of study</w:t>
+      </w:r>
+      <w:r>
+        <w:t xml:space="preserve">.</w:t>
+      </w:r>
+    </w:p>
+    <w:p>
+      <w:pPr>
+        <w:pStyle w:val="BodyText"/>
+      </w:pPr>
+      <w:r>
+        <w:t xml:space="preserve">Do not start version 1 with extra study-detail questions unless you need them.</w:t>
       </w:r>
     </w:p>
     <w:bookmarkEnd w:id="12"/>
-    <w:bookmarkStart w:id="13" w:name="other-enquiry-type"/>
-    <w:p>
-      <w:pPr>
-        <w:pStyle w:val="Heading2"/>
-      </w:pPr>
-      <w:r>
-        <w:t xml:space="preserve">Other enquiry type</w:t>
-      </w:r>
-    </w:p>
-    <w:p>
-      <w:pPr>
-        <w:pStyle w:val="FirstParagraph"/>
-      </w:pPr>
-      <w:r>
-        <w:t xml:space="preserve">If you selected Other, please describe the enquiry type.</w:t>
-      </w:r>
-    </w:p>
     <w:bookmarkEnd w:id="13"/>
-    <w:bookmarkStart w:id="14" w:name="message"/>
-    <w:p>
-      <w:pPr>
-        <w:pStyle w:val="Heading2"/>
-      </w:pPr>
-      <w:r>
-        <w:t xml:space="preserve">Message</w:t>
-      </w:r>
-    </w:p>
-    <w:p>
-      <w:pPr>
-        <w:pStyle w:val="FirstParagraph"/>
-      </w:pPr>
-      <w:r>
-        <w:t xml:space="preserve">Please describe your enquiry.</w:t>
-      </w:r>
-    </w:p>
-    <w:bookmarkEnd w:id="14"/>
-    <w:bookmarkEnd w:id="15"/>
     <w:sectPr>
       <w:footnotePr>
         <w:numRestart w:val="eachSect"/>
@@ -605,15 +489,6 @@
     <w:abstractNumId w:val="990"/>
   </w:num>
   <w:num w:numId="1001">
-    <w:abstractNumId w:val="991"/>
-  </w:num>
-  <w:num w:numId="1002">
-    <w:abstractNumId w:val="991"/>
-  </w:num>
-  <w:num w:numId="1003">
-    <w:abstractNumId w:val="991"/>
-  </w:num>
-  <w:num w:numId="1004">
     <w:abstractNumId w:val="991"/>
   </w:num>
 </w:numbering>
